--- a/courts/fourth-circuit/west-virginia/state/supreme-court/petition-for-writ/usage/OUTPUT-petition-for-writ.docx
+++ b/courts/fourth-circuit/west-virginia/state/supreme-court/petition-for-writ/usage/OUTPUT-petition-for-writ.docx
@@ -3404,6 +3404,203 @@
           <w:tab w:val="right" w:leader="dot" w:pos="9360"/>
         </w:tabs>
         <w:spacing w:before="144" w:after="0" w:line="276" w:lineRule="exact"/>
+        <w:ind w:left="576" w:right="1120" w:hanging="576"/>
+      </w:pPr>
+      <w:r>
+        <w:rPr>
+          <w:i/>
+          <w:iCs/>
+        </w:rPr>
+        <w:t xml:space="preserve">State</w:t>
+      </w:r>
+      <w:r>
+        <w:rPr>
+          <w:i/>
+          <w:iCs/>
+        </w:rPr>
+        <w:t xml:space="preserve"> </w:t>
+      </w:r>
+      <w:r>
+        <w:rPr>
+          <w:i/>
+          <w:iCs/>
+        </w:rPr>
+        <w:t xml:space="preserve">ex</w:t>
+      </w:r>
+      <w:r>
+        <w:rPr>
+          <w:i/>
+          <w:iCs/>
+        </w:rPr>
+        <w:t xml:space="preserve"> </w:t>
+      </w:r>
+      <w:r>
+        <w:rPr>
+          <w:i/>
+          <w:iCs/>
+        </w:rPr>
+        <w:t xml:space="preserve">rel</w:t>
+      </w:r>
+      <w:r>
+        <w:rPr>
+          <w:i/>
+          <w:iCs/>
+        </w:rPr>
+        <w:t xml:space="preserve"> </w:t>
+      </w:r>
+      <w:r>
+        <w:rPr>
+          <w:i/>
+          <w:iCs/>
+        </w:rPr>
+        <w:t xml:space="preserve">Primecare</w:t>
+      </w:r>
+      <w:r>
+        <w:rPr>
+          <w:i/>
+          <w:iCs/>
+        </w:rPr>
+        <w:t xml:space="preserve"> </w:t>
+      </w:r>
+      <w:r>
+        <w:rPr>
+          <w:i/>
+          <w:iCs/>
+        </w:rPr>
+        <w:t xml:space="preserve">Med.</w:t>
+      </w:r>
+      <w:r>
+        <w:rPr>
+          <w:i/>
+          <w:iCs/>
+        </w:rPr>
+        <w:t xml:space="preserve"> </w:t>
+      </w:r>
+      <w:r>
+        <w:rPr>
+          <w:i/>
+          <w:iCs/>
+        </w:rPr>
+        <w:t xml:space="preserve">Of</w:t>
+      </w:r>
+      <w:r>
+        <w:rPr>
+          <w:i/>
+          <w:iCs/>
+        </w:rPr>
+        <w:t xml:space="preserve"> </w:t>
+      </w:r>
+      <w:r>
+        <w:rPr>
+          <w:i/>
+          <w:iCs/>
+        </w:rPr>
+        <w:t xml:space="preserve">W.Va.,</w:t>
+      </w:r>
+      <w:r>
+        <w:rPr>
+          <w:i/>
+          <w:iCs/>
+        </w:rPr>
+        <w:t xml:space="preserve"> </w:t>
+      </w:r>
+      <w:r>
+        <w:rPr>
+          <w:i/>
+          <w:iCs/>
+        </w:rPr>
+        <w:t xml:space="preserve">Inc.</w:t>
+      </w:r>
+      <w:r>
+        <w:rPr>
+          <w:i/>
+          <w:iCs/>
+        </w:rPr>
+        <w:t xml:space="preserve"> </w:t>
+      </w:r>
+      <w:r>
+        <w:rPr>
+          <w:i/>
+          <w:iCs/>
+        </w:rPr>
+        <w:t xml:space="preserve">v.</w:t>
+      </w:r>
+      <w:r>
+        <w:rPr>
+          <w:i/>
+          <w:iCs/>
+        </w:rPr>
+        <w:t xml:space="preserve"> </w:t>
+      </w:r>
+      <w:r>
+        <w:rPr>
+          <w:i/>
+          <w:iCs/>
+        </w:rPr>
+        <w:t xml:space="preserve">Faircloth</w:t>
+      </w:r>
+      <w:r>
+        <w:t xml:space="preserve">,</w:t>
+      </w:r>
+      <w:r>
+        <w:t xml:space="preserve"> </w:t>
+      </w:r>
+      <w:r>
+        <w:t xml:space="preserve">242</w:t>
+      </w:r>
+      <w:r>
+        <w:t xml:space="preserve"> </w:t>
+      </w:r>
+      <w:r>
+        <w:t xml:space="preserve">W.Va.</w:t>
+      </w:r>
+      <w:r>
+        <w:t xml:space="preserve"> </w:t>
+      </w:r>
+      <w:r>
+        <w:t xml:space="preserve">335,</w:t>
+      </w:r>
+      <w:r>
+        <w:t xml:space="preserve"> </w:t>
+      </w:r>
+      <w:r>
+        <w:t xml:space="preserve">835</w:t>
+      </w:r>
+      <w:r>
+        <w:t xml:space="preserve"> </w:t>
+      </w:r>
+      <w:r>
+        <w:t xml:space="preserve">S.E.2d</w:t>
+      </w:r>
+      <w:r>
+        <w:t xml:space="preserve"> </w:t>
+      </w:r>
+      <w:r>
+        <w:t xml:space="preserve">579</w:t>
+      </w:r>
+      <w:r>
+        <w:t xml:space="preserve"> </w:t>
+      </w:r>
+      <w:r>
+        <w:t xml:space="preserve">(2019)</w:t>
+      </w:r>
+      <w:r>
+        <w:t xml:space="preserve">   </w:t>
+      </w:r>
+      <w:r>
+        <w:tab/>
+      </w:r>
+      <w:r>
+        <w:t xml:space="preserve">7, 11</w:t>
+      </w:r>
+    </w:p>
+    <w:p>
+      <w:pPr>
+        <w:keepLines/>
+        <w:tabs>
+          <w:tab w:val="right" w:leader="dot" w:pos="9360"/>
+        </w:tabs>
+        <w:spacing w:before="144" w:after="0" w:line="276" w:lineRule="exact"/>
         <w:ind w:left="576" w:right="1320" w:hanging="576"/>
       </w:pPr>
       <w:r>
@@ -3777,63 +3974,63 @@
           <w:i/>
           <w:iCs/>
         </w:rPr>
-        <w:t xml:space="preserve">rel</w:t>
-      </w:r>
-      <w:r>
-        <w:rPr>
-          <w:i/>
-          <w:iCs/>
-        </w:rPr>
-        <w:t xml:space="preserve"> </w:t>
-      </w:r>
-      <w:r>
-        <w:rPr>
-          <w:i/>
-          <w:iCs/>
-        </w:rPr>
-        <w:t xml:space="preserve">Primecare</w:t>
-      </w:r>
-      <w:r>
-        <w:rPr>
-          <w:i/>
-          <w:iCs/>
-        </w:rPr>
-        <w:t xml:space="preserve"> </w:t>
-      </w:r>
-      <w:r>
-        <w:rPr>
-          <w:i/>
-          <w:iCs/>
-        </w:rPr>
-        <w:t xml:space="preserve">Med.</w:t>
-      </w:r>
-      <w:r>
-        <w:rPr>
-          <w:i/>
-          <w:iCs/>
-        </w:rPr>
-        <w:t xml:space="preserve"> </w:t>
-      </w:r>
-      <w:r>
-        <w:rPr>
-          <w:i/>
-          <w:iCs/>
-        </w:rPr>
-        <w:t xml:space="preserve">Of</w:t>
-      </w:r>
-      <w:r>
-        <w:rPr>
-          <w:i/>
-          <w:iCs/>
-        </w:rPr>
-        <w:t xml:space="preserve"> </w:t>
-      </w:r>
-      <w:r>
-        <w:rPr>
-          <w:i/>
-          <w:iCs/>
-        </w:rPr>
-        <w:t xml:space="preserve">W.Va.,</w:t>
+        <w:t xml:space="preserve">rel.</w:t>
+      </w:r>
+      <w:r>
+        <w:rPr>
+          <w:i/>
+          <w:iCs/>
+        </w:rPr>
+        <w:t xml:space="preserve"> </w:t>
+      </w:r>
+      <w:r>
+        <w:rPr>
+          <w:i/>
+          <w:iCs/>
+        </w:rPr>
+        <w:t xml:space="preserve">West</w:t>
+      </w:r>
+      <w:r>
+        <w:rPr>
+          <w:i/>
+          <w:iCs/>
+        </w:rPr>
+        <w:t xml:space="preserve"> </w:t>
+      </w:r>
+      <w:r>
+        <w:rPr>
+          <w:i/>
+          <w:iCs/>
+        </w:rPr>
+        <w:t xml:space="preserve">Virginia</w:t>
+      </w:r>
+      <w:r>
+        <w:rPr>
+          <w:i/>
+          <w:iCs/>
+        </w:rPr>
+        <w:t xml:space="preserve"> </w:t>
+      </w:r>
+      <w:r>
+        <w:rPr>
+          <w:i/>
+          <w:iCs/>
+        </w:rPr>
+        <w:t xml:space="preserve">University</w:t>
+      </w:r>
+      <w:r>
+        <w:rPr>
+          <w:i/>
+          <w:iCs/>
+        </w:rPr>
+        <w:t xml:space="preserve"> </w:t>
+      </w:r>
+      <w:r>
+        <w:rPr>
+          <w:i/>
+          <w:iCs/>
+        </w:rPr>
+        <w:t xml:space="preserve">Hospitals,</w:t>
       </w:r>
       <w:r>
         <w:rPr>
@@ -3875,7 +4072,7 @@
           <w:i/>
           <w:iCs/>
         </w:rPr>
-        <w:t xml:space="preserve">Faircloth</w:t>
+        <w:t xml:space="preserve">Scott</w:t>
       </w:r>
       <w:r>
         <w:t xml:space="preserve">,</w:t>
@@ -3884,7 +4081,7 @@
         <w:t xml:space="preserve"> </w:t>
       </w:r>
       <w:r>
-        <w:t xml:space="preserve">242</w:t>
+        <w:t xml:space="preserve">246</w:t>
       </w:r>
       <w:r>
         <w:t xml:space="preserve"> </w:t>
@@ -3896,13 +4093,13 @@
         <w:t xml:space="preserve"> </w:t>
       </w:r>
       <w:r>
-        <w:t xml:space="preserve">335,</w:t>
-      </w:r>
-      <w:r>
-        <w:t xml:space="preserve"> </w:t>
-      </w:r>
-      <w:r>
-        <w:t xml:space="preserve">835</w:t>
+        <w:t xml:space="preserve">184,</w:t>
+      </w:r>
+      <w:r>
+        <w:t xml:space="preserve"> </w:t>
+      </w:r>
+      <w:r>
+        <w:t xml:space="preserve">866</w:t>
       </w:r>
       <w:r>
         <w:t xml:space="preserve"> </w:t>
@@ -3914,13 +4111,13 @@
         <w:t xml:space="preserve"> </w:t>
       </w:r>
       <w:r>
-        <w:t xml:space="preserve">579</w:t>
-      </w:r>
-      <w:r>
-        <w:t xml:space="preserve"> </w:t>
-      </w:r>
-      <w:r>
-        <w:t xml:space="preserve">(2019)</w:t>
+        <w:t xml:space="preserve">350</w:t>
+      </w:r>
+      <w:r>
+        <w:t xml:space="preserve"> </w:t>
+      </w:r>
+      <w:r>
+        <w:t xml:space="preserve">(2021)</w:t>
       </w:r>
       <w:r>
         <w:t xml:space="preserve">   </w:t>
@@ -3929,7 +4126,7 @@
         <w:tab/>
       </w:r>
       <w:r>
-        <w:t xml:space="preserve">7, 11</w:t>
+        <w:t xml:space="preserve">10, 14, 18</w:t>
       </w:r>
     </w:p>
     <w:p>
@@ -3946,105 +4143,63 @@
           <w:i/>
           <w:iCs/>
         </w:rPr>
-        <w:t xml:space="preserve">State</w:t>
-      </w:r>
-      <w:r>
-        <w:rPr>
-          <w:i/>
-          <w:iCs/>
-        </w:rPr>
-        <w:t xml:space="preserve"> </w:t>
-      </w:r>
-      <w:r>
-        <w:rPr>
-          <w:i/>
-          <w:iCs/>
-        </w:rPr>
-        <w:t xml:space="preserve">ex</w:t>
-      </w:r>
-      <w:r>
-        <w:rPr>
-          <w:i/>
-          <w:iCs/>
-        </w:rPr>
-        <w:t xml:space="preserve"> </w:t>
-      </w:r>
-      <w:r>
-        <w:rPr>
-          <w:i/>
-          <w:iCs/>
-        </w:rPr>
-        <w:t xml:space="preserve">rel.</w:t>
-      </w:r>
-      <w:r>
-        <w:rPr>
-          <w:i/>
-          <w:iCs/>
-        </w:rPr>
-        <w:t xml:space="preserve"> </w:t>
-      </w:r>
-      <w:r>
-        <w:rPr>
-          <w:i/>
-          <w:iCs/>
-        </w:rPr>
-        <w:t xml:space="preserve">West</w:t>
-      </w:r>
-      <w:r>
-        <w:rPr>
-          <w:i/>
-          <w:iCs/>
-        </w:rPr>
-        <w:t xml:space="preserve"> </w:t>
-      </w:r>
-      <w:r>
-        <w:rPr>
-          <w:i/>
-          <w:iCs/>
-        </w:rPr>
-        <w:t xml:space="preserve">Virginia</w:t>
-      </w:r>
-      <w:r>
-        <w:rPr>
-          <w:i/>
-          <w:iCs/>
-        </w:rPr>
-        <w:t xml:space="preserve"> </w:t>
-      </w:r>
-      <w:r>
-        <w:rPr>
-          <w:i/>
-          <w:iCs/>
-        </w:rPr>
-        <w:t xml:space="preserve">University</w:t>
-      </w:r>
-      <w:r>
-        <w:rPr>
-          <w:i/>
-          <w:iCs/>
-        </w:rPr>
-        <w:t xml:space="preserve"> </w:t>
-      </w:r>
-      <w:r>
-        <w:rPr>
-          <w:i/>
-          <w:iCs/>
-        </w:rPr>
-        <w:t xml:space="preserve">Hospitals,</w:t>
-      </w:r>
-      <w:r>
-        <w:rPr>
-          <w:i/>
-          <w:iCs/>
-        </w:rPr>
-        <w:t xml:space="preserve"> </w:t>
-      </w:r>
-      <w:r>
-        <w:rPr>
-          <w:i/>
-          <w:iCs/>
-        </w:rPr>
-        <w:t xml:space="preserve">Inc.</w:t>
+        <w:t xml:space="preserve">W.</w:t>
+      </w:r>
+      <w:r>
+        <w:rPr>
+          <w:i/>
+          <w:iCs/>
+        </w:rPr>
+        <w:t xml:space="preserve"> </w:t>
+      </w:r>
+      <w:r>
+        <w:rPr>
+          <w:i/>
+          <w:iCs/>
+        </w:rPr>
+        <w:t xml:space="preserve">Va.</w:t>
+      </w:r>
+      <w:r>
+        <w:rPr>
+          <w:i/>
+          <w:iCs/>
+        </w:rPr>
+        <w:t xml:space="preserve"> </w:t>
+      </w:r>
+      <w:r>
+        <w:rPr>
+          <w:i/>
+          <w:iCs/>
+        </w:rPr>
+        <w:t xml:space="preserve">Dep’t</w:t>
+      </w:r>
+      <w:r>
+        <w:rPr>
+          <w:i/>
+          <w:iCs/>
+        </w:rPr>
+        <w:t xml:space="preserve"> </w:t>
+      </w:r>
+      <w:r>
+        <w:rPr>
+          <w:i/>
+          <w:iCs/>
+        </w:rPr>
+        <w:t xml:space="preserve">of</w:t>
+      </w:r>
+      <w:r>
+        <w:rPr>
+          <w:i/>
+          <w:iCs/>
+        </w:rPr>
+        <w:t xml:space="preserve"> </w:t>
+      </w:r>
+      <w:r>
+        <w:rPr>
+          <w:i/>
+          <w:iCs/>
+        </w:rPr>
+        <w:t xml:space="preserve">Health</w:t>
       </w:r>
       <w:r>
         <w:rPr>
@@ -4072,7 +4227,7 @@
           <w:i/>
           <w:iCs/>
         </w:rPr>
-        <w:t xml:space="preserve">Scott</w:t>
+        <w:t xml:space="preserve">Cipoletti</w:t>
       </w:r>
       <w:r>
         <w:t xml:space="preserve">,</w:t>
@@ -4081,7 +4236,7 @@
         <w:t xml:space="preserve"> </w:t>
       </w:r>
       <w:r>
-        <w:t xml:space="preserve">246</w:t>
+        <w:t xml:space="preserve">250</w:t>
       </w:r>
       <w:r>
         <w:t xml:space="preserve"> </w:t>
@@ -4093,13 +4248,13 @@
         <w:t xml:space="preserve"> </w:t>
       </w:r>
       <w:r>
-        <w:t xml:space="preserve">184,</w:t>
-      </w:r>
-      <w:r>
-        <w:t xml:space="preserve"> </w:t>
-      </w:r>
-      <w:r>
-        <w:t xml:space="preserve">866</w:t>
+        <w:t xml:space="preserve">1,</w:t>
+      </w:r>
+      <w:r>
+        <w:t xml:space="preserve"> </w:t>
+      </w:r>
+      <w:r>
+        <w:t xml:space="preserve">902</w:t>
       </w:r>
       <w:r>
         <w:t xml:space="preserve"> </w:t>
@@ -4111,13 +4266,13 @@
         <w:t xml:space="preserve"> </w:t>
       </w:r>
       <w:r>
-        <w:t xml:space="preserve">350</w:t>
-      </w:r>
-      <w:r>
-        <w:t xml:space="preserve"> </w:t>
-      </w:r>
-      <w:r>
-        <w:t xml:space="preserve">(2021)</w:t>
+        <w:t xml:space="preserve">133</w:t>
+      </w:r>
+      <w:r>
+        <w:t xml:space="preserve"> </w:t>
+      </w:r>
+      <w:r>
+        <w:t xml:space="preserve">(2024)</w:t>
       </w:r>
       <w:r>
         <w:t xml:space="preserve">   </w:t>
@@ -4126,7 +4281,23 @@
         <w:tab/>
       </w:r>
       <w:r>
-        <w:t xml:space="preserve">10, 14, 18</w:t>
+        <w:t xml:space="preserve">6, 12</w:t>
+      </w:r>
+    </w:p>
+    <w:p>
+      <w:pPr>
+        <w:keepNext/>
+        <w:keepLines/>
+        <w:spacing w:before="288" w:after="96" w:line="276" w:lineRule="exact"/>
+        <w:ind w:left="0" w:firstLine="0"/>
+        <w:jc w:val="left"/>
+      </w:pPr>
+      <w:r>
+        <w:rPr>
+          <w:b/>
+          <w:bCs/>
+        </w:rPr>
+        <w:t xml:space="preserve">STATUTES</w:t>
       </w:r>
     </w:p>
     <w:p>
@@ -4139,140 +4310,35 @@
         <w:ind w:left="576" w:right="1120" w:hanging="576"/>
       </w:pPr>
       <w:r>
-        <w:rPr>
-          <w:i/>
-          <w:iCs/>
-        </w:rPr>
         <w:t xml:space="preserve">W.</w:t>
       </w:r>
       <w:r>
-        <w:rPr>
-          <w:i/>
-          <w:iCs/>
-        </w:rPr>
-        <w:t xml:space="preserve"> </w:t>
-      </w:r>
-      <w:r>
-        <w:rPr>
-          <w:i/>
-          <w:iCs/>
-        </w:rPr>
+        <w:t xml:space="preserve"> </w:t>
+      </w:r>
+      <w:r>
         <w:t xml:space="preserve">Va.</w:t>
       </w:r>
       <w:r>
-        <w:rPr>
-          <w:i/>
-          <w:iCs/>
-        </w:rPr>
-        <w:t xml:space="preserve"> </w:t>
-      </w:r>
-      <w:r>
-        <w:rPr>
-          <w:i/>
-          <w:iCs/>
-        </w:rPr>
-        <w:t xml:space="preserve">Dep’t</w:t>
-      </w:r>
-      <w:r>
-        <w:rPr>
-          <w:i/>
-          <w:iCs/>
-        </w:rPr>
-        <w:t xml:space="preserve"> </w:t>
-      </w:r>
-      <w:r>
-        <w:rPr>
-          <w:i/>
-          <w:iCs/>
-        </w:rPr>
-        <w:t xml:space="preserve">of</w:t>
-      </w:r>
-      <w:r>
-        <w:rPr>
-          <w:i/>
-          <w:iCs/>
-        </w:rPr>
-        <w:t xml:space="preserve"> </w:t>
-      </w:r>
-      <w:r>
-        <w:rPr>
-          <w:i/>
-          <w:iCs/>
-        </w:rPr>
-        <w:t xml:space="preserve">Health</w:t>
-      </w:r>
-      <w:r>
-        <w:rPr>
-          <w:i/>
-          <w:iCs/>
-        </w:rPr>
-        <w:t xml:space="preserve"> </w:t>
-      </w:r>
-      <w:r>
-        <w:rPr>
-          <w:i/>
-          <w:iCs/>
-        </w:rPr>
-        <w:t xml:space="preserve">v.</w:t>
-      </w:r>
-      <w:r>
-        <w:rPr>
-          <w:i/>
-          <w:iCs/>
-        </w:rPr>
-        <w:t xml:space="preserve"> </w:t>
-      </w:r>
-      <w:r>
-        <w:rPr>
-          <w:i/>
-          <w:iCs/>
-        </w:rPr>
-        <w:t xml:space="preserve">Cipoletti</w:t>
-      </w:r>
-      <w:r>
-        <w:t xml:space="preserve">,</w:t>
-      </w:r>
-      <w:r>
-        <w:t xml:space="preserve"> </w:t>
-      </w:r>
-      <w:r>
-        <w:t xml:space="preserve">250</w:t>
-      </w:r>
-      <w:r>
-        <w:t xml:space="preserve"> </w:t>
-      </w:r>
-      <w:r>
-        <w:t xml:space="preserve">W.Va.</w:t>
-      </w:r>
-      <w:r>
-        <w:t xml:space="preserve"> </w:t>
-      </w:r>
-      <w:r>
-        <w:t xml:space="preserve">1,</w:t>
-      </w:r>
-      <w:r>
-        <w:t xml:space="preserve"> </w:t>
-      </w:r>
-      <w:r>
-        <w:t xml:space="preserve">902</w:t>
-      </w:r>
-      <w:r>
-        <w:t xml:space="preserve"> </w:t>
-      </w:r>
-      <w:r>
-        <w:t xml:space="preserve">S.E.2d</w:t>
-      </w:r>
-      <w:r>
-        <w:t xml:space="preserve"> </w:t>
-      </w:r>
-      <w:r>
-        <w:t xml:space="preserve">133</w:t>
-      </w:r>
-      <w:r>
-        <w:t xml:space="preserve"> </w:t>
-      </w:r>
-      <w:r>
-        <w:t xml:space="preserve">(2024)</w:t>
+        <w:t xml:space="preserve"> </w:t>
+      </w:r>
+      <w:r>
+        <w:t xml:space="preserve">Code</w:t>
+      </w:r>
+      <w:r>
+        <w:t xml:space="preserve"> </w:t>
+      </w:r>
+      <w:r>
+        <w:t xml:space="preserve">§</w:t>
+      </w:r>
+      <w:r>
+        <w:t xml:space="preserve"> </w:t>
+      </w:r>
+      <w:r>
+        <w:t xml:space="preserve">55</w:t>
+        <w:noBreakHyphen/>
+        <w:t xml:space="preserve">7B</w:t>
+        <w:noBreakHyphen/>
+        <w:t xml:space="preserve">6(a)</w:t>
       </w:r>
       <w:r>
         <w:t xml:space="preserve">   </w:t>
@@ -4281,23 +4347,7 @@
         <w:tab/>
       </w:r>
       <w:r>
-        <w:t xml:space="preserve">6, 12</w:t>
-      </w:r>
-    </w:p>
-    <w:p>
-      <w:pPr>
-        <w:keepNext/>
-        <w:keepLines/>
-        <w:spacing w:before="288" w:after="96" w:line="276" w:lineRule="exact"/>
-        <w:ind w:left="0" w:firstLine="0"/>
-        <w:jc w:val="left"/>
-      </w:pPr>
-      <w:r>
-        <w:rPr>
-          <w:b/>
-          <w:bCs/>
-        </w:rPr>
-        <w:t xml:space="preserve">STATUTES</w:t>
+        <w:t xml:space="preserve">10</w:t>
       </w:r>
     </w:p>
     <w:p>
@@ -4328,7 +4378,7 @@
         <w:t xml:space="preserve"> </w:t>
       </w:r>
       <w:r>
-        <w:t xml:space="preserve">§§</w:t>
+        <w:t xml:space="preserve">§</w:t>
       </w:r>
       <w:r>
         <w:t xml:space="preserve"> </w:t>
@@ -4338,19 +4388,7 @@
         <w:noBreakHyphen/>
         <w:t xml:space="preserve">7B</w:t>
         <w:noBreakHyphen/>
-        <w:t xml:space="preserve">1</w:t>
-      </w:r>
-      <w:r>
-        <w:t xml:space="preserve"> </w:t>
-      </w:r>
-      <w:r>
-        <w:t xml:space="preserve">et</w:t>
-      </w:r>
-      <w:r>
-        <w:t xml:space="preserve"> </w:t>
-      </w:r>
-      <w:r>
-        <w:t xml:space="preserve">seq.</w:t>
+        <w:t xml:space="preserve">6(b)</w:t>
       </w:r>
       <w:r>
         <w:t xml:space="preserve">   </w:t>
@@ -4359,7 +4397,7 @@
         <w:tab/>
       </w:r>
       <w:r>
-        <w:t xml:space="preserve">4</w:t>
+        <w:t xml:space="preserve">10, 22</w:t>
       </w:r>
     </w:p>
     <w:p>
@@ -4400,7 +4438,7 @@
         <w:noBreakHyphen/>
         <w:t xml:space="preserve">7B</w:t>
         <w:noBreakHyphen/>
-        <w:t xml:space="preserve">6(a)</w:t>
+        <w:t xml:space="preserve">6(b)⁠(D)</w:t>
       </w:r>
       <w:r>
         <w:t xml:space="preserve">   </w:t>
@@ -4409,7 +4447,7 @@
         <w:tab/>
       </w:r>
       <w:r>
-        <w:t xml:space="preserve">10</w:t>
+        <w:t xml:space="preserve">4, 23</w:t>
       </w:r>
     </w:p>
     <w:p>
@@ -4450,7 +4488,7 @@
         <w:noBreakHyphen/>
         <w:t xml:space="preserve">7B</w:t>
         <w:noBreakHyphen/>
-        <w:t xml:space="preserve">6(b)</w:t>
+        <w:t xml:space="preserve">6(f)</w:t>
       </w:r>
       <w:r>
         <w:t xml:space="preserve">   </w:t>
@@ -4459,7 +4497,7 @@
         <w:tab/>
       </w:r>
       <w:r>
-        <w:t xml:space="preserve">10, 22</w:t>
+        <w:t xml:space="preserve">11</w:t>
       </w:r>
     </w:p>
     <w:p>
@@ -4500,7 +4538,7 @@
         <w:noBreakHyphen/>
         <w:t xml:space="preserve">7B</w:t>
         <w:noBreakHyphen/>
-        <w:t xml:space="preserve">6(b)⁠(D)</w:t>
+        <w:t xml:space="preserve">9(g)</w:t>
       </w:r>
       <w:r>
         <w:t xml:space="preserve">   </w:t>
@@ -4509,7 +4547,7 @@
         <w:tab/>
       </w:r>
       <w:r>
-        <w:t xml:space="preserve">4, 23</w:t>
+        <w:t xml:space="preserve">3, 19</w:t>
       </w:r>
     </w:p>
     <w:p>
@@ -4540,7 +4578,7 @@
         <w:t xml:space="preserve"> </w:t>
       </w:r>
       <w:r>
-        <w:t xml:space="preserve">§</w:t>
+        <w:t xml:space="preserve">§§</w:t>
       </w:r>
       <w:r>
         <w:t xml:space="preserve"> </w:t>
@@ -4550,7 +4588,19 @@
         <w:noBreakHyphen/>
         <w:t xml:space="preserve">7B</w:t>
         <w:noBreakHyphen/>
-        <w:t xml:space="preserve">6(f)</w:t>
+        <w:t xml:space="preserve">1</w:t>
+      </w:r>
+      <w:r>
+        <w:t xml:space="preserve"> </w:t>
+      </w:r>
+      <w:r>
+        <w:t xml:space="preserve">et</w:t>
+      </w:r>
+      <w:r>
+        <w:t xml:space="preserve"> </w:t>
+      </w:r>
+      <w:r>
+        <w:t xml:space="preserve">seq.</w:t>
       </w:r>
       <w:r>
         <w:t xml:space="preserve">   </w:t>
@@ -4559,57 +4609,7 @@
         <w:tab/>
       </w:r>
       <w:r>
-        <w:t xml:space="preserve">11</w:t>
-      </w:r>
-    </w:p>
-    <w:p>
-      <w:pPr>
-        <w:keepLines/>
-        <w:tabs>
-          <w:tab w:val="right" w:leader="dot" w:pos="9360"/>
-        </w:tabs>
-        <w:spacing w:before="144" w:after="0" w:line="276" w:lineRule="exact"/>
-        <w:ind w:left="576" w:right="1120" w:hanging="576"/>
-      </w:pPr>
-      <w:r>
-        <w:t xml:space="preserve">W.</w:t>
-      </w:r>
-      <w:r>
-        <w:t xml:space="preserve"> </w:t>
-      </w:r>
-      <w:r>
-        <w:t xml:space="preserve">Va.</w:t>
-      </w:r>
-      <w:r>
-        <w:t xml:space="preserve"> </w:t>
-      </w:r>
-      <w:r>
-        <w:t xml:space="preserve">Code</w:t>
-      </w:r>
-      <w:r>
-        <w:t xml:space="preserve"> </w:t>
-      </w:r>
-      <w:r>
-        <w:t xml:space="preserve">§</w:t>
-      </w:r>
-      <w:r>
-        <w:t xml:space="preserve"> </w:t>
-      </w:r>
-      <w:r>
-        <w:t xml:space="preserve">55</w:t>
-        <w:noBreakHyphen/>
-        <w:t xml:space="preserve">7B</w:t>
-        <w:noBreakHyphen/>
-        <w:t xml:space="preserve">9(g)</w:t>
-      </w:r>
-      <w:r>
-        <w:t xml:space="preserve">   </w:t>
-      </w:r>
-      <w:r>
-        <w:tab/>
-      </w:r>
-      <w:r>
-        <w:t xml:space="preserve">3, 19</w:t>
+        <w:t xml:space="preserve">4</w:t>
       </w:r>
     </w:p>
     <w:p>
@@ -8185,7 +8185,7 @@
         <w:tab/>
       </w:r>
       <w:r>
-        <w:t xml:space="preserve">Five (5) notes were identified as being modified / edited as detailed in Informatics Nurse Michael Seaver’s Attachment 1. Earlier versions of the medical record were not produced so it is not possible to determine what edits and modifications were made. Depending on the nature of the edits and modifications made, it is possible that these edits and modifications do not comply with hospital administration and medical records standard of care for accurate, timely, and complete medical records…”</w:t>
+        <w:t xml:space="preserve">Five (5) notes were identified as being modified ⁠/ edited as detailed in Informatics Nurse Michael Seaver’s Attachment 1. Earlier versions of the medical record were not produced so it is not possible to determine what edits and modifications were made. Depending on the nature of the edits and modifications made, it is possible that these edits and modifications do not comply with hospital administration and medical records standard of care for accurate, timely, and complete medical records…”</w:t>
       </w:r>
     </w:p>
     <w:p>

--- a/courts/fourth-circuit/west-virginia/state/supreme-court/petition-for-writ/usage/OUTPUT-petition-for-writ.docx
+++ b/courts/fourth-circuit/west-virginia/state/supreme-court/petition-for-writ/usage/OUTPUT-petition-for-writ.docx
@@ -689,9 +689,7 @@
           <w:b/>
           <w:bCs/>
         </w:rPr>
-        <w:t xml:space="preserve">23-C</w:t>
-        <w:noBreakHyphen/>
-        <w:t xml:space="preserve">87</w:t>
+        <w:t xml:space="preserve">23-C-⁠87</w:t>
       </w:r>
     </w:p>
     <w:p>
@@ -937,9 +935,7 @@
         <w:t xml:space="preserve"> </w:t>
       </w:r>
       <w:r>
-        <w:t xml:space="preserve">598</w:t>
-        <w:noBreakHyphen/>
-        <w:t xml:space="preserve">4070</w:t>
+        <w:t xml:space="preserve">598-⁠4070</w:t>
       </w:r>
     </w:p>
     <w:p>
@@ -955,9 +951,7 @@
         <w:t xml:space="preserve"> </w:t>
       </w:r>
       <w:r>
-        <w:t xml:space="preserve">598</w:t>
-        <w:noBreakHyphen/>
-        <w:t xml:space="preserve">9888</w:t>
+        <w:t xml:space="preserve">598-⁠9888</w:t>
       </w:r>
       <w:r>
         <w:t xml:space="preserve"> </w:t>
@@ -1191,11 +1185,7 @@
         <w:jc w:val="left"/>
       </w:pPr>
       <w:r>
-        <w:t xml:space="preserve">304</w:t>
-        <w:noBreakHyphen/>
-        <w:t xml:space="preserve">231</w:t>
-        <w:noBreakHyphen/>
-        <w:t xml:space="preserve">2405</w:t>
+        <w:t xml:space="preserve">304-⁠231-⁠2405</w:t>
       </w:r>
     </w:p>
     <w:p>
@@ -1205,11 +1195,7 @@
         <w:jc w:val="left"/>
       </w:pPr>
       <w:r>
-        <w:t xml:space="preserve">866</w:t>
-        <w:noBreakHyphen/>
-        <w:t xml:space="preserve">296</w:t>
-        <w:noBreakHyphen/>
-        <w:t xml:space="preserve">2591</w:t>
+        <w:t xml:space="preserve">866-⁠296-⁠2591</w:t>
       </w:r>
       <w:r>
         <w:t xml:space="preserve"> </w:t>
@@ -3089,9 +3075,7 @@
         <w:t xml:space="preserve"> </w:t>
       </w:r>
       <w:r>
-        <w:t xml:space="preserve">154</w:t>
-        <w:noBreakHyphen/>
-        <w:t xml:space="preserve">55,</w:t>
+        <w:t xml:space="preserve">154-⁠55,</w:t>
       </w:r>
       <w:r>
         <w:t xml:space="preserve"> </w:t>
@@ -3109,9 +3093,7 @@
         <w:t xml:space="preserve"> </w:t>
       </w:r>
       <w:r>
-        <w:t xml:space="preserve">106</w:t>
-        <w:noBreakHyphen/>
-        <w:t xml:space="preserve">07</w:t>
+        <w:t xml:space="preserve">106-⁠07</w:t>
       </w:r>
       <w:r>
         <w:t xml:space="preserve"> </w:t>
@@ -4334,11 +4316,7 @@
         <w:t xml:space="preserve"> </w:t>
       </w:r>
       <w:r>
-        <w:t xml:space="preserve">55</w:t>
-        <w:noBreakHyphen/>
-        <w:t xml:space="preserve">7B</w:t>
-        <w:noBreakHyphen/>
-        <w:t xml:space="preserve">6(a)</w:t>
+        <w:t xml:space="preserve">55-⁠7B-⁠6(a)</w:t>
       </w:r>
       <w:r>
         <w:t xml:space="preserve">   </w:t>
@@ -4384,11 +4362,7 @@
         <w:t xml:space="preserve"> </w:t>
       </w:r>
       <w:r>
-        <w:t xml:space="preserve">55</w:t>
-        <w:noBreakHyphen/>
-        <w:t xml:space="preserve">7B</w:t>
-        <w:noBreakHyphen/>
-        <w:t xml:space="preserve">6(b)</w:t>
+        <w:t xml:space="preserve">55-⁠7B-⁠6(b)</w:t>
       </w:r>
       <w:r>
         <w:t xml:space="preserve">   </w:t>
@@ -4434,11 +4408,7 @@
         <w:t xml:space="preserve"> </w:t>
       </w:r>
       <w:r>
-        <w:t xml:space="preserve">55</w:t>
-        <w:noBreakHyphen/>
-        <w:t xml:space="preserve">7B</w:t>
-        <w:noBreakHyphen/>
-        <w:t xml:space="preserve">6(b)⁠(D)</w:t>
+        <w:t xml:space="preserve">55-⁠7B-⁠6(b)⁠(D)</w:t>
       </w:r>
       <w:r>
         <w:t xml:space="preserve">   </w:t>
@@ -4484,11 +4454,7 @@
         <w:t xml:space="preserve"> </w:t>
       </w:r>
       <w:r>
-        <w:t xml:space="preserve">55</w:t>
-        <w:noBreakHyphen/>
-        <w:t xml:space="preserve">7B</w:t>
-        <w:noBreakHyphen/>
-        <w:t xml:space="preserve">6(f)</w:t>
+        <w:t xml:space="preserve">55-⁠7B-⁠6(f)</w:t>
       </w:r>
       <w:r>
         <w:t xml:space="preserve">   </w:t>
@@ -4534,11 +4500,7 @@
         <w:t xml:space="preserve"> </w:t>
       </w:r>
       <w:r>
-        <w:t xml:space="preserve">55</w:t>
-        <w:noBreakHyphen/>
-        <w:t xml:space="preserve">7B</w:t>
-        <w:noBreakHyphen/>
-        <w:t xml:space="preserve">9(g)</w:t>
+        <w:t xml:space="preserve">55-⁠7B-⁠9(g)</w:t>
       </w:r>
       <w:r>
         <w:t xml:space="preserve">   </w:t>
@@ -4584,11 +4546,7 @@
         <w:t xml:space="preserve"> </w:t>
       </w:r>
       <w:r>
-        <w:t xml:space="preserve">55</w:t>
-        <w:noBreakHyphen/>
-        <w:t xml:space="preserve">7B</w:t>
-        <w:noBreakHyphen/>
-        <w:t xml:space="preserve">1</w:t>
+        <w:t xml:space="preserve">55-⁠7B-⁠1</w:t>
       </w:r>
       <w:r>
         <w:t xml:space="preserve"> </w:t>
@@ -4640,11 +4598,7 @@
         <w:t xml:space="preserve"> </w:t>
       </w:r>
       <w:r>
-        <w:t xml:space="preserve">55</w:t>
-        <w:noBreakHyphen/>
-        <w:t xml:space="preserve">7B</w:t>
-        <w:noBreakHyphen/>
-        <w:t xml:space="preserve">2(e)</w:t>
+        <w:t xml:space="preserve">55-⁠7B-⁠2(e)</w:t>
       </w:r>
       <w:r>
         <w:t xml:space="preserve">   </w:t>
@@ -4684,11 +4638,7 @@
         <w:t xml:space="preserve"> </w:t>
       </w:r>
       <w:r>
-        <w:t xml:space="preserve">55</w:t>
-        <w:noBreakHyphen/>
-        <w:t xml:space="preserve">7B</w:t>
-        <w:noBreakHyphen/>
-        <w:t xml:space="preserve">2(e)⁠(2)</w:t>
+        <w:t xml:space="preserve">55-⁠7B-⁠2(e)⁠(2)</w:t>
       </w:r>
       <w:r>
         <w:t xml:space="preserve">   </w:t>
@@ -4728,11 +4678,7 @@
         <w:t xml:space="preserve"> </w:t>
       </w:r>
       <w:r>
-        <w:t xml:space="preserve">55</w:t>
-        <w:noBreakHyphen/>
-        <w:t xml:space="preserve">7B</w:t>
-        <w:noBreakHyphen/>
-        <w:t xml:space="preserve">2(i)</w:t>
+        <w:t xml:space="preserve">55-⁠7B-⁠2(i)</w:t>
       </w:r>
       <w:r>
         <w:t xml:space="preserve">   </w:t>
@@ -4772,11 +4718,7 @@
         <w:t xml:space="preserve"> </w:t>
       </w:r>
       <w:r>
-        <w:t xml:space="preserve">55</w:t>
-        <w:noBreakHyphen/>
-        <w:t xml:space="preserve">7B</w:t>
-        <w:noBreakHyphen/>
-        <w:t xml:space="preserve">2(m)</w:t>
+        <w:t xml:space="preserve">55-⁠7B-⁠2(m)</w:t>
       </w:r>
       <w:r>
         <w:t xml:space="preserve">   </w:t>
@@ -5222,19 +5164,7 @@
         <w:pStyle w:val="BodyText"/>
       </w:pPr>
       <w:r>
-        <w:t xml:space="preserve">WVUH staff undertook resuscitation efforts including chest compressions, endotracheal intubation, and multiple rounds of epinephrine. [Appx. 025]. Brody was taken to the Neonatal Intensive Care Unit (“NICU”) for additional care and treatment. [Appx. 024</w:t>
-      </w:r>
-      <w:r>
-        <w:noBreakHyphen/>
-      </w:r>
-      <w:r>
-        <w:t xml:space="preserve">025]. Despite these efforts, Brody died at 9:00 p.m., more than five hours after delivery. [Appx. 025]. Following the birth, Brooke Morton suffered severe hemorrhaging and was placed on a ventilator. [Appx. 024]. Mrs. Morton required further operative services, leading to her ultimate admission to the surgical intensive care unit. [Appx. 024]. During the attempts to save Brooke Morton, Dr. Mark Smith approached Cody Morton and obtained consent to autopsy Brody Morton’s body. [Appx. 025</w:t>
-      </w:r>
-      <w:r>
-        <w:noBreakHyphen/>
-      </w:r>
-      <w:r>
-        <w:t xml:space="preserve">026]. Dr. Mark Smith was not an employee of Petitioner WVUH. He was an employee of WVUBOG which settled with Plaintiffs.</w:t>
+        <w:t xml:space="preserve">WVUH staff undertook resuscitation efforts including chest compressions, endotracheal intubation, and multiple rounds of epinephrine. [Appx. 025]. Brody was taken to the Neonatal Intensive Care Unit (“NICU”) for additional care and treatment. [Appx. 024-⁠025]. Despite these efforts, Brody died at 9:00 p.m., more than five hours after delivery. [Appx. 025]. Following the birth, Brooke Morton suffered severe hemorrhaging and was placed on a ventilator. [Appx. 024]. Mrs. Morton required further operative services, leading to her ultimate admission to the surgical intensive care unit. [Appx. 024]. During the attempts to save Brooke Morton, Dr. Mark Smith approached Cody Morton and obtained consent to autopsy Brody Morton’s body. [Appx. 025-⁠026]. Dr. Mark Smith was not an employee of Petitioner WVUH. He was an employee of WVUBOG which settled with Plaintiffs.</w:t>
       </w:r>
     </w:p>
     <w:p>
@@ -5672,19 +5602,7 @@
         <w:t xml:space="preserve"> </w:t>
       </w:r>
       <w:r>
-        <w:t xml:space="preserve">v. Fisher, 114 W.Va. 151, 154</w:t>
-      </w:r>
-      <w:r>
-        <w:noBreakHyphen/>
-      </w:r>
-      <w:r>
-        <w:t xml:space="preserve">55, 171 S.E. 106</w:t>
-      </w:r>
-      <w:r>
-        <w:noBreakHyphen/>
-      </w:r>
-      <w:r>
-        <w:t xml:space="preserve">07 (1933). The instant Petition seeks to correct the erroneous application of the MPLA and the jurisdictional effect of the Respondents’ failure to comply with pre-suit notice requirements. Because this Petition raises only questions of law, the Court should apply a de novo standard of review to determine whether the circuit court exceeded its jurisdiction and committed clear error. Syl. Pt. 1, Chrystal</w:t>
+        <w:t xml:space="preserve">v. Fisher, 114 W.Va. 151, 154-⁠55, 171 S.E. 106-⁠07 (1933). The instant Petition seeks to correct the erroneous application of the MPLA and the jurisdictional effect of the Respondents’ failure to comply with pre-suit notice requirements. Because this Petition raises only questions of law, the Court should apply a de novo standard of review to determine whether the circuit court exceeded its jurisdiction and committed clear error. Syl. Pt. 1, Chrystal</w:t>
       </w:r>
       <w:r>
         <w:t xml:space="preserve"> </w:t>
@@ -6105,13 +6023,7 @@
         <w:pStyle w:val="BodyText"/>
       </w:pPr>
       <w:r>
-        <w:t xml:space="preserve">CAMC filed a writ of prohibition, and the Court considered two questions: “(1) was there a patient involved and, if so, (2) does CAMC’s handling of the fetal remains constitute ’health care’ within the meaning of the MPLA. Because these two questions are inextricably related under the circumstances of the present matter, we will address them together.” Id at 357</w:t>
-      </w:r>
-      <w:r>
-        <w:noBreakHyphen/>
-      </w:r>
-      <w:r>
-        <w:t xml:space="preserve">58 (emphasis added). The Court found that the key distinction between Thompson</w:t>
+        <w:t xml:space="preserve">CAMC filed a writ of prohibition, and the Court considered two questions: “(1) was there a patient involved and, if so, (2) does CAMC’s handling of the fetal remains constitute ’health care’ within the meaning of the MPLA. Because these two questions are inextricably related under the circumstances of the present matter, we will address them together.” Id at 357-⁠58 (emphasis added). The Court found that the key distinction between Thompson</w:t>
       </w:r>
       <w:r>
         <w:t xml:space="preserve"> </w:t>
@@ -6174,13 +6086,7 @@
         <w:pStyle w:val="BodyText"/>
       </w:pPr>
       <w:r>
-        <w:t xml:space="preserve">Id at 359</w:t>
-      </w:r>
-      <w:r>
-        <w:noBreakHyphen/>
-      </w:r>
-      <w:r>
-        <w:t xml:space="preserve">60, n. 12.</w:t>
+        <w:t xml:space="preserve">Id at 359-⁠60, n. 12.</w:t>
       </w:r>
     </w:p>
     <w:p>
@@ -7383,13 +7289,7 @@
         <w:t xml:space="preserve">Just as in Thompson</w:t>
       </w:r>
       <w:r>
-        <w:t xml:space="preserve">, WVUH obtained consent to handle and transfer the infant’s remains while the mother remained hospitalized. [Appx. 025</w:t>
-      </w:r>
-      <w:r>
-        <w:noBreakHyphen/>
-      </w:r>
-      <w:r>
-        <w:t xml:space="preserve">026]. It cannot be disputed that the handling and transfer of the remains were performed on behalf of Respondents. It is immaterial whether or not the handling and transfer were according to certain wishes; WVUH regardless performed the alleged acts/​services on behalf of the Respondents in good faith. Accordingly, all acts in furtherance of the authorization’s purpose, regardless of how Respondents characterize the subsequent events, resulted directly from services rendered on behalf of Brooke Morton. Because Respondents meet the definition as a patient, and the autopsy was ancillary to Brooke and Brody’s care and treatment, Respondents’ remaining claims should be evaluated for compliance with the pre-suit notice requirements of the MPLA.</w:t>
+        <w:t xml:space="preserve">, WVUH obtained consent to handle and transfer the infant’s remains while the mother remained hospitalized. [Appx. 025-⁠026]. It cannot be disputed that the handling and transfer of the remains were performed on behalf of Respondents. It is immaterial whether or not the handling and transfer were according to certain wishes; WVUH regardless performed the alleged acts/​services on behalf of the Respondents in good faith. Accordingly, all acts in furtherance of the authorization’s purpose, regardless of how Respondents characterize the subsequent events, resulted directly from services rendered on behalf of Brooke Morton. Because Respondents meet the definition as a patient, and the autopsy was ancillary to Brooke and Brody’s care and treatment, Respondents’ remaining claims should be evaluated for compliance with the pre-suit notice requirements of the MPLA.</w:t>
       </w:r>
     </w:p>
     <w:p>
@@ -8193,13 +8093,7 @@
         <w:pStyle w:val="BodyText"/>
       </w:pPr>
       <w:r>
-        <w:t xml:space="preserve">[Appx. 081</w:t>
-      </w:r>
-      <w:r>
-        <w:noBreakHyphen/>
-      </w:r>
-      <w:r>
-        <w:t xml:space="preserve">082] (emphases added). Pursuant to the MPLA, the screening certificate of merit: “shall state with particularity, and include: (A) the basis for the expert’s familiarity with the applicable standard of care; (B) the expert’s qualifications; (C) the expert’s opinion as to how the applicable standard of care was breached; (D) the expert’s opinion as to how the breach of the applicable standard of care resulted in injury or death; and (E) a list of all medical records and other information reviewed.” W.Va.</w:t>
+        <w:t xml:space="preserve">[Appx. 081-⁠082] (emphases added). Pursuant to the MPLA, the screening certificate of merit: “shall state with particularity, and include: (A) the basis for the expert’s familiarity with the applicable standard of care; (B) the expert’s qualifications; (C) the expert’s opinion as to how the applicable standard of care was breached; (D) the expert’s opinion as to how the breach of the applicable standard of care resulted in injury or death; and (E) a list of all medical records and other information reviewed.” W.Va.</w:t>
       </w:r>
       <w:r>
         <w:t xml:space="preserve"> </w:t>
@@ -8656,9 +8550,7 @@
               <w:t xml:space="preserve"> </w:t>
             </w:r>
             <w:r>
-              <w:t xml:space="preserve">598</w:t>
-              <w:noBreakHyphen/>
-              <w:t xml:space="preserve">4070</w:t>
+              <w:t xml:space="preserve">598-⁠4070</w:t>
             </w:r>
           </w:p>
           <w:p>
@@ -8674,9 +8566,7 @@
               <w:t xml:space="preserve"> </w:t>
             </w:r>
             <w:r>
-              <w:t xml:space="preserve">598</w:t>
-              <w:noBreakHyphen/>
-              <w:t xml:space="preserve">9888</w:t>
+              <w:t xml:space="preserve">598-⁠9888</w:t>
             </w:r>
             <w:r>
               <w:t xml:space="preserve"> </w:t>
@@ -8916,9 +8806,7 @@
               <w:t xml:space="preserve"> </w:t>
             </w:r>
             <w:r>
-              <w:t xml:space="preserve">231</w:t>
-              <w:noBreakHyphen/>
-              <w:t xml:space="preserve">2405</w:t>
+              <w:t xml:space="preserve">231-⁠2405</w:t>
             </w:r>
           </w:p>
           <w:p>
@@ -8934,9 +8822,7 @@
               <w:t xml:space="preserve"> </w:t>
             </w:r>
             <w:r>
-              <w:t xml:space="preserve">296</w:t>
-              <w:noBreakHyphen/>
-              <w:t xml:space="preserve">2591</w:t>
+              <w:t xml:space="preserve">296-⁠2591</w:t>
             </w:r>
             <w:r>
               <w:t xml:space="preserve"> </w:t>
@@ -10306,9 +10192,7 @@
               <w:t xml:space="preserve"> </w:t>
             </w:r>
             <w:r>
-              <w:t xml:space="preserve">598</w:t>
-              <w:noBreakHyphen/>
-              <w:t xml:space="preserve">4070</w:t>
+              <w:t xml:space="preserve">598-⁠4070</w:t>
             </w:r>
           </w:p>
           <w:p>
@@ -10324,9 +10208,7 @@
               <w:t xml:space="preserve"> </w:t>
             </w:r>
             <w:r>
-              <w:t xml:space="preserve">598</w:t>
-              <w:noBreakHyphen/>
-              <w:t xml:space="preserve">9888</w:t>
+              <w:t xml:space="preserve">598-⁠9888</w:t>
             </w:r>
             <w:r>
               <w:t xml:space="preserve"> </w:t>
@@ -10566,9 +10448,7 @@
               <w:t xml:space="preserve"> </w:t>
             </w:r>
             <w:r>
-              <w:t xml:space="preserve">231</w:t>
-              <w:noBreakHyphen/>
-              <w:t xml:space="preserve">2405</w:t>
+              <w:t xml:space="preserve">231-⁠2405</w:t>
             </w:r>
           </w:p>
           <w:p>
@@ -10584,9 +10464,7 @@
               <w:t xml:space="preserve"> </w:t>
             </w:r>
             <w:r>
-              <w:t xml:space="preserve">296</w:t>
-              <w:noBreakHyphen/>
-              <w:t xml:space="preserve">2591</w:t>
+              <w:t xml:space="preserve">296-⁠2591</w:t>
             </w:r>
             <w:r>
               <w:t xml:space="preserve"> </w:t>
@@ -11488,7 +11366,7 @@
     <w:qFormat/>
     <w:pPr>
       <w:keepLines/>
-      <w:spacing w:before="0" w:after="140" w:line="253" w:lineRule="exact"/>
+      <w:spacing w:before="46" w:after="140" w:line="253" w:lineRule="exact"/>
     </w:pPr>
     <w:rPr>
       <w:sz w:val="22"/>
